--- a/отчёт.docx
+++ b/отчёт.docx
@@ -649,17 +649,18 @@
     </w:p>
     <w:sdt>
       <w:sdtPr>
+        <w:rPr>
+          <w:rFonts w:ascii="Arial" w:hAnsi="Arial" w:cs="Arial"/>
+          <w:noProof w:val="0"/>
+          <w:sz w:val="22"/>
+          <w:szCs w:val="22"/>
+        </w:rPr>
         <w:id w:val="1126444721"/>
         <w:docPartObj>
           <w:docPartGallery w:val="Table of Contents"/>
           <w:docPartUnique/>
         </w:docPartObj>
       </w:sdtPr>
-      <w:sdtEndPr>
-        <w:rPr>
-          <w:noProof w:val="0"/>
-        </w:rPr>
-      </w:sdtEndPr>
       <w:sdtContent>
         <w:p>
           <w:pPr>
@@ -2654,10 +2655,821 @@
         <w:t>были получены навыки получения и анализа системных вызовов требуемых приложений для последующей обработки полученных данных.</w:t>
       </w:r>
     </w:p>
+    <w:p>
+      <w:pPr>
+        <w:rPr>
+          <w:rFonts w:ascii="Times New Roman" w:hAnsi="Times New Roman" w:cs="Times New Roman"/>
+          <w:sz w:val="28"/>
+          <w:szCs w:val="28"/>
+          <w:lang w:val="en-US"/>
+        </w:rPr>
+      </w:pPr>
+    </w:p>
+    <w:p>
+      <w:pPr>
+        <w:rPr>
+          <w:rFonts w:ascii="Times New Roman" w:hAnsi="Times New Roman" w:cs="Times New Roman"/>
+          <w:sz w:val="28"/>
+          <w:szCs w:val="28"/>
+          <w:lang w:val="en-US"/>
+        </w:rPr>
+      </w:pPr>
+    </w:p>
+    <w:p>
+      <w:pPr>
+        <w:rPr>
+          <w:rFonts w:ascii="Times New Roman" w:hAnsi="Times New Roman" w:cs="Times New Roman"/>
+          <w:sz w:val="28"/>
+          <w:szCs w:val="28"/>
+          <w:lang w:val="en-US"/>
+        </w:rPr>
+      </w:pPr>
+    </w:p>
+    <w:p>
+      <w:pPr>
+        <w:rPr>
+          <w:rFonts w:ascii="Times New Roman" w:hAnsi="Times New Roman" w:cs="Times New Roman"/>
+          <w:sz w:val="28"/>
+          <w:szCs w:val="28"/>
+          <w:lang w:val="en-US"/>
+        </w:rPr>
+      </w:pPr>
+    </w:p>
+    <w:p>
+      <w:pPr>
+        <w:rPr>
+          <w:rFonts w:ascii="Times New Roman" w:hAnsi="Times New Roman" w:cs="Times New Roman"/>
+          <w:sz w:val="28"/>
+          <w:szCs w:val="28"/>
+          <w:lang w:val="en-US"/>
+        </w:rPr>
+      </w:pPr>
+    </w:p>
+    <w:p>
+      <w:pPr>
+        <w:rPr>
+          <w:rFonts w:ascii="Times New Roman" w:hAnsi="Times New Roman" w:cs="Times New Roman"/>
+          <w:sz w:val="28"/>
+          <w:szCs w:val="28"/>
+          <w:lang w:val="en-US"/>
+        </w:rPr>
+      </w:pPr>
+    </w:p>
+    <w:p>
+      <w:pPr>
+        <w:rPr>
+          <w:rFonts w:ascii="Times New Roman" w:hAnsi="Times New Roman" w:cs="Times New Roman"/>
+          <w:sz w:val="28"/>
+          <w:szCs w:val="28"/>
+          <w:lang w:val="en-US"/>
+        </w:rPr>
+      </w:pPr>
+    </w:p>
+    <w:p>
+      <w:pPr>
+        <w:rPr>
+          <w:rFonts w:ascii="Times New Roman" w:hAnsi="Times New Roman" w:cs="Times New Roman"/>
+          <w:sz w:val="28"/>
+          <w:szCs w:val="28"/>
+          <w:lang w:val="en-US"/>
+        </w:rPr>
+      </w:pPr>
+    </w:p>
+    <w:p>
+      <w:pPr>
+        <w:rPr>
+          <w:rFonts w:ascii="Times New Roman" w:hAnsi="Times New Roman" w:cs="Times New Roman"/>
+          <w:sz w:val="28"/>
+          <w:szCs w:val="28"/>
+          <w:lang w:val="en-US"/>
+        </w:rPr>
+      </w:pPr>
+    </w:p>
+    <w:p>
+      <w:pPr>
+        <w:rPr>
+          <w:rFonts w:ascii="Times New Roman" w:hAnsi="Times New Roman" w:cs="Times New Roman"/>
+          <w:sz w:val="28"/>
+          <w:szCs w:val="28"/>
+          <w:lang w:val="en-US"/>
+        </w:rPr>
+      </w:pPr>
+    </w:p>
+    <w:p>
+      <w:pPr>
+        <w:rPr>
+          <w:rFonts w:ascii="Times New Roman" w:hAnsi="Times New Roman" w:cs="Times New Roman"/>
+          <w:sz w:val="28"/>
+          <w:szCs w:val="28"/>
+          <w:lang w:val="en-US"/>
+        </w:rPr>
+      </w:pPr>
+    </w:p>
+    <w:p>
+      <w:pPr>
+        <w:rPr>
+          <w:rFonts w:ascii="Times New Roman" w:hAnsi="Times New Roman" w:cs="Times New Roman"/>
+          <w:sz w:val="28"/>
+          <w:szCs w:val="28"/>
+          <w:lang w:val="en-US"/>
+        </w:rPr>
+      </w:pPr>
+    </w:p>
+    <w:p>
+      <w:pPr>
+        <w:rPr>
+          <w:rFonts w:ascii="Times New Roman" w:hAnsi="Times New Roman" w:cs="Times New Roman"/>
+          <w:sz w:val="28"/>
+          <w:szCs w:val="28"/>
+          <w:lang w:val="en-US"/>
+        </w:rPr>
+      </w:pPr>
+    </w:p>
+    <w:p>
+      <w:pPr>
+        <w:rPr>
+          <w:rFonts w:ascii="Times New Roman" w:hAnsi="Times New Roman" w:cs="Times New Roman"/>
+          <w:sz w:val="28"/>
+          <w:szCs w:val="28"/>
+          <w:lang w:val="en-US"/>
+        </w:rPr>
+      </w:pPr>
+    </w:p>
+    <w:p>
+      <w:pPr>
+        <w:rPr>
+          <w:rFonts w:ascii="Times New Roman" w:hAnsi="Times New Roman" w:cs="Times New Roman"/>
+          <w:sz w:val="28"/>
+          <w:szCs w:val="28"/>
+          <w:lang w:val="en-US"/>
+        </w:rPr>
+      </w:pPr>
+    </w:p>
+    <w:p>
+      <w:pPr>
+        <w:rPr>
+          <w:rFonts w:ascii="Times New Roman" w:hAnsi="Times New Roman" w:cs="Times New Roman"/>
+          <w:sz w:val="28"/>
+          <w:szCs w:val="28"/>
+          <w:lang w:val="en-US"/>
+        </w:rPr>
+      </w:pPr>
+    </w:p>
+    <w:p>
+      <w:pPr>
+        <w:rPr>
+          <w:rFonts w:ascii="Times New Roman" w:hAnsi="Times New Roman" w:cs="Times New Roman"/>
+          <w:sz w:val="28"/>
+          <w:szCs w:val="28"/>
+          <w:lang w:val="en-US"/>
+        </w:rPr>
+      </w:pPr>
+    </w:p>
+    <w:p>
+      <w:pPr>
+        <w:rPr>
+          <w:rFonts w:ascii="Times New Roman" w:hAnsi="Times New Roman" w:cs="Times New Roman"/>
+          <w:sz w:val="28"/>
+          <w:szCs w:val="28"/>
+          <w:lang w:val="en-US"/>
+        </w:rPr>
+      </w:pPr>
+    </w:p>
+    <w:p>
+      <w:pPr>
+        <w:rPr>
+          <w:rFonts w:ascii="Times New Roman" w:hAnsi="Times New Roman" w:cs="Times New Roman"/>
+          <w:sz w:val="28"/>
+          <w:szCs w:val="28"/>
+          <w:lang w:val="en-US"/>
+        </w:rPr>
+      </w:pPr>
+    </w:p>
+    <w:p>
+      <w:pPr>
+        <w:rPr>
+          <w:rFonts w:ascii="Times New Roman" w:hAnsi="Times New Roman" w:cs="Times New Roman"/>
+          <w:sz w:val="28"/>
+          <w:szCs w:val="28"/>
+          <w:lang w:val="en-US"/>
+        </w:rPr>
+      </w:pPr>
+    </w:p>
+    <w:p>
+      <w:pPr>
+        <w:rPr>
+          <w:rFonts w:ascii="Times New Roman" w:hAnsi="Times New Roman" w:cs="Times New Roman"/>
+          <w:sz w:val="28"/>
+          <w:szCs w:val="28"/>
+          <w:lang w:val="en-US"/>
+        </w:rPr>
+      </w:pPr>
+    </w:p>
+    <w:p>
+      <w:pPr>
+        <w:rPr>
+          <w:rFonts w:ascii="Times New Roman" w:hAnsi="Times New Roman" w:cs="Times New Roman"/>
+          <w:sz w:val="28"/>
+          <w:szCs w:val="28"/>
+          <w:lang w:val="en-US"/>
+        </w:rPr>
+      </w:pPr>
+    </w:p>
+    <w:p>
+      <w:pPr>
+        <w:rPr>
+          <w:rFonts w:ascii="Times New Roman" w:hAnsi="Times New Roman" w:cs="Times New Roman"/>
+          <w:sz w:val="28"/>
+          <w:szCs w:val="28"/>
+          <w:lang w:val="en-US"/>
+        </w:rPr>
+      </w:pPr>
+    </w:p>
+    <w:p>
+      <w:pPr>
+        <w:rPr>
+          <w:rFonts w:ascii="Times New Roman" w:hAnsi="Times New Roman" w:cs="Times New Roman"/>
+          <w:sz w:val="28"/>
+          <w:szCs w:val="28"/>
+          <w:lang w:val="en-US"/>
+        </w:rPr>
+      </w:pPr>
+    </w:p>
+    <w:p>
+      <w:pPr>
+        <w:rPr>
+          <w:rFonts w:ascii="Times New Roman" w:hAnsi="Times New Roman" w:cs="Times New Roman"/>
+          <w:sz w:val="28"/>
+          <w:szCs w:val="28"/>
+          <w:lang w:val="en-US"/>
+        </w:rPr>
+      </w:pPr>
+    </w:p>
+    <w:p>
+      <w:pPr>
+        <w:rPr>
+          <w:rFonts w:ascii="Times New Roman" w:hAnsi="Times New Roman" w:cs="Times New Roman"/>
+          <w:sz w:val="28"/>
+          <w:szCs w:val="28"/>
+          <w:lang w:val="en-US"/>
+        </w:rPr>
+      </w:pPr>
+    </w:p>
+    <w:p>
+      <w:pPr>
+        <w:rPr>
+          <w:rFonts w:ascii="Times New Roman" w:hAnsi="Times New Roman" w:cs="Times New Roman"/>
+          <w:sz w:val="28"/>
+          <w:szCs w:val="28"/>
+          <w:lang w:val="en-US"/>
+        </w:rPr>
+      </w:pPr>
+    </w:p>
+    <w:p>
+      <w:pPr>
+        <w:rPr>
+          <w:rFonts w:ascii="Times New Roman" w:hAnsi="Times New Roman" w:cs="Times New Roman"/>
+          <w:sz w:val="28"/>
+          <w:szCs w:val="28"/>
+          <w:lang w:val="en-US"/>
+        </w:rPr>
+      </w:pPr>
+    </w:p>
+    <w:p>
+      <w:pPr>
+        <w:rPr>
+          <w:rFonts w:ascii="Times New Roman" w:hAnsi="Times New Roman" w:cs="Times New Roman"/>
+          <w:sz w:val="28"/>
+          <w:szCs w:val="28"/>
+          <w:lang w:val="en-US"/>
+        </w:rPr>
+      </w:pPr>
+    </w:p>
+    <w:p>
+      <w:pPr>
+        <w:rPr>
+          <w:rFonts w:ascii="Times New Roman" w:hAnsi="Times New Roman" w:cs="Times New Roman"/>
+          <w:sz w:val="28"/>
+          <w:szCs w:val="28"/>
+          <w:lang w:val="en-US"/>
+        </w:rPr>
+      </w:pPr>
+    </w:p>
+    <w:p>
+      <w:pPr>
+        <w:rPr>
+          <w:rFonts w:ascii="Times New Roman" w:hAnsi="Times New Roman" w:cs="Times New Roman"/>
+          <w:sz w:val="28"/>
+          <w:szCs w:val="28"/>
+          <w:lang w:val="en-US"/>
+        </w:rPr>
+      </w:pPr>
+    </w:p>
+    <w:p>
+      <w:pPr>
+        <w:rPr>
+          <w:rFonts w:ascii="Times New Roman" w:hAnsi="Times New Roman" w:cs="Times New Roman"/>
+          <w:sz w:val="28"/>
+          <w:szCs w:val="28"/>
+          <w:lang w:val="en-US"/>
+        </w:rPr>
+      </w:pPr>
+    </w:p>
+    <w:p>
+      <w:pPr>
+        <w:rPr>
+          <w:rFonts w:ascii="Times New Roman" w:hAnsi="Times New Roman" w:cs="Times New Roman"/>
+          <w:sz w:val="28"/>
+          <w:szCs w:val="28"/>
+          <w:lang w:val="en-US"/>
+        </w:rPr>
+      </w:pPr>
+    </w:p>
+    <w:p>
+      <w:pPr>
+        <w:rPr>
+          <w:rFonts w:ascii="Times New Roman" w:hAnsi="Times New Roman" w:cs="Times New Roman"/>
+          <w:sz w:val="28"/>
+          <w:szCs w:val="28"/>
+          <w:lang w:val="en-US"/>
+        </w:rPr>
+      </w:pPr>
+    </w:p>
+    <w:p>
+      <w:pPr>
+        <w:pStyle w:val="1"/>
+        <w:jc w:val="center"/>
+        <w:rPr>
+          <w:rFonts w:ascii="Times New Roman" w:hAnsi="Times New Roman" w:cs="Times New Roman"/>
+          <w:b/>
+          <w:bCs/>
+          <w:color w:val="auto"/>
+          <w:sz w:val="36"/>
+          <w:szCs w:val="36"/>
+        </w:rPr>
+      </w:pPr>
+      <w:r>
+        <w:rPr>
+          <w:rFonts w:ascii="Times New Roman" w:hAnsi="Times New Roman" w:cs="Times New Roman"/>
+          <w:b/>
+          <w:bCs/>
+          <w:color w:val="auto"/>
+          <w:sz w:val="36"/>
+          <w:szCs w:val="36"/>
+        </w:rPr>
+        <w:lastRenderedPageBreak/>
+        <w:t xml:space="preserve">Приложение </w:t>
+      </w:r>
+      <w:r>
+        <w:rPr>
+          <w:rFonts w:ascii="Times New Roman" w:hAnsi="Times New Roman" w:cs="Times New Roman"/>
+          <w:b/>
+          <w:bCs/>
+          <w:color w:val="auto"/>
+          <w:sz w:val="36"/>
+          <w:szCs w:val="36"/>
+        </w:rPr>
+        <w:t>А</w:t>
+      </w:r>
+      <w:r>
+        <w:rPr>
+          <w:rFonts w:ascii="Times New Roman" w:hAnsi="Times New Roman" w:cs="Times New Roman"/>
+          <w:b/>
+          <w:bCs/>
+          <w:color w:val="auto"/>
+          <w:sz w:val="36"/>
+          <w:szCs w:val="36"/>
+        </w:rPr>
+        <w:t>:</w:t>
+      </w:r>
+      <w:r>
+        <w:rPr>
+          <w:rFonts w:ascii="Times New Roman" w:hAnsi="Times New Roman" w:cs="Times New Roman"/>
+          <w:b/>
+          <w:bCs/>
+          <w:color w:val="auto"/>
+          <w:sz w:val="36"/>
+          <w:szCs w:val="36"/>
+        </w:rPr>
+        <w:t xml:space="preserve"> ссылки на файлы</w:t>
+      </w:r>
+    </w:p>
+    <w:p>
+      <w:pPr>
+        <w:rPr>
+          <w:rFonts w:ascii="Times New Roman" w:hAnsi="Times New Roman" w:cs="Times New Roman"/>
+          <w:sz w:val="28"/>
+          <w:szCs w:val="28"/>
+        </w:rPr>
+      </w:pPr>
+      <w:r>
+        <w:rPr>
+          <w:rFonts w:ascii="Times New Roman" w:hAnsi="Times New Roman" w:cs="Times New Roman"/>
+          <w:sz w:val="28"/>
+          <w:szCs w:val="28"/>
+        </w:rPr>
+        <w:t xml:space="preserve">Ссылка на </w:t>
+      </w:r>
+      <w:proofErr w:type="spellStart"/>
+      <w:r>
+        <w:rPr>
+          <w:rFonts w:ascii="Times New Roman" w:hAnsi="Times New Roman" w:cs="Times New Roman"/>
+          <w:sz w:val="28"/>
+          <w:szCs w:val="28"/>
+        </w:rPr>
+        <w:t>логфайл</w:t>
+      </w:r>
+      <w:proofErr w:type="spellEnd"/>
+      <w:r>
+        <w:rPr>
+          <w:rFonts w:ascii="Times New Roman" w:hAnsi="Times New Roman" w:cs="Times New Roman"/>
+          <w:sz w:val="28"/>
+          <w:szCs w:val="28"/>
+        </w:rPr>
+        <w:t xml:space="preserve"> (</w:t>
+      </w:r>
+      <w:r>
+        <w:rPr>
+          <w:rFonts w:ascii="Times New Roman" w:hAnsi="Times New Roman" w:cs="Times New Roman"/>
+          <w:sz w:val="28"/>
+          <w:szCs w:val="28"/>
+          <w:lang w:val="en-US"/>
+        </w:rPr>
+        <w:t>CSV</w:t>
+      </w:r>
+      <w:r>
+        <w:rPr>
+          <w:rFonts w:ascii="Times New Roman" w:hAnsi="Times New Roman" w:cs="Times New Roman"/>
+          <w:sz w:val="28"/>
+          <w:szCs w:val="28"/>
+        </w:rPr>
+        <w:t xml:space="preserve">): </w:t>
+      </w:r>
+      <w:hyperlink r:id="rId7" w:history="1">
+        <w:r>
+          <w:rPr>
+            <w:rStyle w:val="af0"/>
+            <w:rFonts w:ascii="Times New Roman" w:hAnsi="Times New Roman" w:cs="Times New Roman"/>
+            <w:sz w:val="28"/>
+            <w:szCs w:val="28"/>
+            <w:lang w:val="en-US"/>
+          </w:rPr>
+          <w:t>https</w:t>
+        </w:r>
+        <w:r>
+          <w:rPr>
+            <w:rStyle w:val="af0"/>
+            <w:rFonts w:ascii="Times New Roman" w:hAnsi="Times New Roman" w:cs="Times New Roman"/>
+            <w:sz w:val="28"/>
+            <w:szCs w:val="28"/>
+          </w:rPr>
+          <w:t>://</w:t>
+        </w:r>
+        <w:proofErr w:type="spellStart"/>
+        <w:r>
+          <w:rPr>
+            <w:rStyle w:val="af0"/>
+            <w:rFonts w:ascii="Times New Roman" w:hAnsi="Times New Roman" w:cs="Times New Roman"/>
+            <w:sz w:val="28"/>
+            <w:szCs w:val="28"/>
+            <w:lang w:val="en-US"/>
+          </w:rPr>
+          <w:t>github</w:t>
+        </w:r>
+        <w:proofErr w:type="spellEnd"/>
+        <w:r>
+          <w:rPr>
+            <w:rStyle w:val="af0"/>
+            <w:rFonts w:ascii="Times New Roman" w:hAnsi="Times New Roman" w:cs="Times New Roman"/>
+            <w:sz w:val="28"/>
+            <w:szCs w:val="28"/>
+          </w:rPr>
+          <w:t>.</w:t>
+        </w:r>
+        <w:r>
+          <w:rPr>
+            <w:rStyle w:val="af0"/>
+            <w:rFonts w:ascii="Times New Roman" w:hAnsi="Times New Roman" w:cs="Times New Roman"/>
+            <w:sz w:val="28"/>
+            <w:szCs w:val="28"/>
+            <w:lang w:val="en-US"/>
+          </w:rPr>
+          <w:t>com</w:t>
+        </w:r>
+        <w:r>
+          <w:rPr>
+            <w:rStyle w:val="af0"/>
+            <w:rFonts w:ascii="Times New Roman" w:hAnsi="Times New Roman" w:cs="Times New Roman"/>
+            <w:sz w:val="28"/>
+            <w:szCs w:val="28"/>
+          </w:rPr>
+          <w:t>/</w:t>
+        </w:r>
+        <w:r>
+          <w:rPr>
+            <w:rStyle w:val="af0"/>
+            <w:rFonts w:ascii="Times New Roman" w:hAnsi="Times New Roman" w:cs="Times New Roman"/>
+            <w:sz w:val="28"/>
+            <w:szCs w:val="28"/>
+            <w:lang w:val="en-US"/>
+          </w:rPr>
+          <w:t>Tr</w:t>
+        </w:r>
+        <w:r>
+          <w:rPr>
+            <w:rStyle w:val="af0"/>
+            <w:rFonts w:ascii="Times New Roman" w:hAnsi="Times New Roman" w:cs="Times New Roman"/>
+            <w:sz w:val="28"/>
+            <w:szCs w:val="28"/>
+          </w:rPr>
+          <w:t>0</w:t>
+        </w:r>
+        <w:r>
+          <w:rPr>
+            <w:rStyle w:val="af0"/>
+            <w:rFonts w:ascii="Times New Roman" w:hAnsi="Times New Roman" w:cs="Times New Roman"/>
+            <w:sz w:val="28"/>
+            <w:szCs w:val="28"/>
+            <w:lang w:val="en-US"/>
+          </w:rPr>
+          <w:t>f</w:t>
+        </w:r>
+        <w:r>
+          <w:rPr>
+            <w:rStyle w:val="af0"/>
+            <w:rFonts w:ascii="Times New Roman" w:hAnsi="Times New Roman" w:cs="Times New Roman"/>
+            <w:sz w:val="28"/>
+            <w:szCs w:val="28"/>
+          </w:rPr>
+          <w:t>1</w:t>
+        </w:r>
+        <w:r>
+          <w:rPr>
+            <w:rStyle w:val="af0"/>
+            <w:rFonts w:ascii="Times New Roman" w:hAnsi="Times New Roman" w:cs="Times New Roman"/>
+            <w:sz w:val="28"/>
+            <w:szCs w:val="28"/>
+            <w:lang w:val="en-US"/>
+          </w:rPr>
+          <w:t>mka</w:t>
+        </w:r>
+        <w:r>
+          <w:rPr>
+            <w:rStyle w:val="af0"/>
+            <w:rFonts w:ascii="Times New Roman" w:hAnsi="Times New Roman" w:cs="Times New Roman"/>
+            <w:sz w:val="28"/>
+            <w:szCs w:val="28"/>
+          </w:rPr>
+          <w:t>/</w:t>
+        </w:r>
+        <w:proofErr w:type="spellStart"/>
+        <w:r>
+          <w:rPr>
+            <w:rStyle w:val="af0"/>
+            <w:rFonts w:ascii="Times New Roman" w:hAnsi="Times New Roman" w:cs="Times New Roman"/>
+            <w:sz w:val="28"/>
+            <w:szCs w:val="28"/>
+            <w:lang w:val="en-US"/>
+          </w:rPr>
+          <w:t>os</w:t>
+        </w:r>
+        <w:proofErr w:type="spellEnd"/>
+        <w:r>
+          <w:rPr>
+            <w:rStyle w:val="af0"/>
+            <w:rFonts w:ascii="Times New Roman" w:hAnsi="Times New Roman" w:cs="Times New Roman"/>
+            <w:sz w:val="28"/>
+            <w:szCs w:val="28"/>
+          </w:rPr>
+          <w:t>_</w:t>
+        </w:r>
+        <w:r>
+          <w:rPr>
+            <w:rStyle w:val="af0"/>
+            <w:rFonts w:ascii="Times New Roman" w:hAnsi="Times New Roman" w:cs="Times New Roman"/>
+            <w:sz w:val="28"/>
+            <w:szCs w:val="28"/>
+            <w:lang w:val="en-US"/>
+          </w:rPr>
+          <w:t>lab</w:t>
+        </w:r>
+        <w:r>
+          <w:rPr>
+            <w:rStyle w:val="af0"/>
+            <w:rFonts w:ascii="Times New Roman" w:hAnsi="Times New Roman" w:cs="Times New Roman"/>
+            <w:sz w:val="28"/>
+            <w:szCs w:val="28"/>
+          </w:rPr>
+          <w:t>1/</w:t>
+        </w:r>
+        <w:r>
+          <w:rPr>
+            <w:rStyle w:val="af0"/>
+            <w:rFonts w:ascii="Times New Roman" w:hAnsi="Times New Roman" w:cs="Times New Roman"/>
+            <w:sz w:val="28"/>
+            <w:szCs w:val="28"/>
+            <w:lang w:val="en-US"/>
+          </w:rPr>
+          <w:t>blob</w:t>
+        </w:r>
+        <w:r>
+          <w:rPr>
+            <w:rStyle w:val="af0"/>
+            <w:rFonts w:ascii="Times New Roman" w:hAnsi="Times New Roman" w:cs="Times New Roman"/>
+            <w:sz w:val="28"/>
+            <w:szCs w:val="28"/>
+          </w:rPr>
+          <w:t>/</w:t>
+        </w:r>
+        <w:r>
+          <w:rPr>
+            <w:rStyle w:val="af0"/>
+            <w:rFonts w:ascii="Times New Roman" w:hAnsi="Times New Roman" w:cs="Times New Roman"/>
+            <w:sz w:val="28"/>
+            <w:szCs w:val="28"/>
+            <w:lang w:val="en-US"/>
+          </w:rPr>
+          <w:t>main</w:t>
+        </w:r>
+        <w:r>
+          <w:rPr>
+            <w:rStyle w:val="af0"/>
+            <w:rFonts w:ascii="Times New Roman" w:hAnsi="Times New Roman" w:cs="Times New Roman"/>
+            <w:sz w:val="28"/>
+            <w:szCs w:val="28"/>
+          </w:rPr>
+          <w:t>/</w:t>
+        </w:r>
+        <w:r>
+          <w:rPr>
+            <w:rStyle w:val="af0"/>
+            <w:rFonts w:ascii="Times New Roman" w:hAnsi="Times New Roman" w:cs="Times New Roman"/>
+            <w:sz w:val="28"/>
+            <w:szCs w:val="28"/>
+            <w:lang w:val="en-US"/>
+          </w:rPr>
+          <w:t>Logfile</w:t>
+        </w:r>
+        <w:r>
+          <w:rPr>
+            <w:rStyle w:val="af0"/>
+            <w:rFonts w:ascii="Times New Roman" w:hAnsi="Times New Roman" w:cs="Times New Roman"/>
+            <w:sz w:val="28"/>
+            <w:szCs w:val="28"/>
+          </w:rPr>
+          <w:t>.</w:t>
+        </w:r>
+        <w:r>
+          <w:rPr>
+            <w:rStyle w:val="af0"/>
+            <w:rFonts w:ascii="Times New Roman" w:hAnsi="Times New Roman" w:cs="Times New Roman"/>
+            <w:sz w:val="28"/>
+            <w:szCs w:val="28"/>
+            <w:lang w:val="en-US"/>
+          </w:rPr>
+          <w:t>CSV</w:t>
+        </w:r>
+      </w:hyperlink>
+    </w:p>
+    <w:p>
+      <w:pPr>
+        <w:rPr>
+          <w:rFonts w:ascii="Times New Roman" w:hAnsi="Times New Roman" w:cs="Times New Roman"/>
+          <w:sz w:val="28"/>
+          <w:szCs w:val="28"/>
+        </w:rPr>
+      </w:pPr>
+      <w:r>
+        <w:rPr>
+          <w:rFonts w:ascii="Times New Roman" w:hAnsi="Times New Roman" w:cs="Times New Roman"/>
+          <w:sz w:val="28"/>
+          <w:szCs w:val="28"/>
+        </w:rPr>
+        <w:t xml:space="preserve">Ссылка на </w:t>
+      </w:r>
+      <w:proofErr w:type="spellStart"/>
+      <w:r>
+        <w:rPr>
+          <w:rFonts w:ascii="Times New Roman" w:hAnsi="Times New Roman" w:cs="Times New Roman"/>
+          <w:sz w:val="28"/>
+          <w:szCs w:val="28"/>
+        </w:rPr>
+        <w:t>логфайл</w:t>
+      </w:r>
+      <w:proofErr w:type="spellEnd"/>
+      <w:r>
+        <w:rPr>
+          <w:rFonts w:ascii="Times New Roman" w:hAnsi="Times New Roman" w:cs="Times New Roman"/>
+          <w:sz w:val="28"/>
+          <w:szCs w:val="28"/>
+        </w:rPr>
+        <w:t xml:space="preserve"> (</w:t>
+      </w:r>
+      <w:r>
+        <w:rPr>
+          <w:rFonts w:ascii="Times New Roman" w:hAnsi="Times New Roman" w:cs="Times New Roman"/>
+          <w:sz w:val="28"/>
+          <w:szCs w:val="28"/>
+          <w:lang w:val="en-US"/>
+        </w:rPr>
+        <w:t>PML</w:t>
+      </w:r>
+      <w:r>
+        <w:rPr>
+          <w:rFonts w:ascii="Times New Roman" w:hAnsi="Times New Roman" w:cs="Times New Roman"/>
+          <w:sz w:val="28"/>
+          <w:szCs w:val="28"/>
+        </w:rPr>
+        <w:t>):</w:t>
+      </w:r>
+      <w:r>
+        <w:rPr>
+          <w:rFonts w:ascii="Times New Roman" w:hAnsi="Times New Roman" w:cs="Times New Roman"/>
+          <w:sz w:val="28"/>
+          <w:szCs w:val="28"/>
+        </w:rPr>
+        <w:t xml:space="preserve"> </w:t>
+      </w:r>
+      <w:hyperlink r:id="rId8" w:history="1">
+        <w:r>
+          <w:rPr>
+            <w:rStyle w:val="af0"/>
+            <w:rFonts w:ascii="Times New Roman" w:hAnsi="Times New Roman" w:cs="Times New Roman"/>
+            <w:sz w:val="28"/>
+            <w:szCs w:val="28"/>
+          </w:rPr>
+          <w:t>https://github.com/Tr0f1mka/os_lab1/blob/main/Logfi</w:t>
+        </w:r>
+        <w:r>
+          <w:rPr>
+            <w:rStyle w:val="af0"/>
+            <w:rFonts w:ascii="Times New Roman" w:hAnsi="Times New Roman" w:cs="Times New Roman"/>
+            <w:sz w:val="28"/>
+            <w:szCs w:val="28"/>
+          </w:rPr>
+          <w:t>l</w:t>
+        </w:r>
+        <w:r>
+          <w:rPr>
+            <w:rStyle w:val="af0"/>
+            <w:rFonts w:ascii="Times New Roman" w:hAnsi="Times New Roman" w:cs="Times New Roman"/>
+            <w:sz w:val="28"/>
+            <w:szCs w:val="28"/>
+          </w:rPr>
+          <w:t>e.PML</w:t>
+        </w:r>
+      </w:hyperlink>
+    </w:p>
+    <w:p>
+      <w:pPr>
+        <w:rPr>
+          <w:rFonts w:ascii="Times New Roman" w:hAnsi="Times New Roman" w:cs="Times New Roman"/>
+          <w:sz w:val="28"/>
+          <w:szCs w:val="28"/>
+        </w:rPr>
+      </w:pPr>
+      <w:r>
+        <w:rPr>
+          <w:rFonts w:ascii="Times New Roman" w:hAnsi="Times New Roman" w:cs="Times New Roman"/>
+          <w:sz w:val="28"/>
+          <w:szCs w:val="28"/>
+        </w:rPr>
+        <w:t xml:space="preserve">Ссылка на картинку, полученную в ходе работы: </w:t>
+      </w:r>
+      <w:hyperlink r:id="rId9" w:history="1">
+        <w:r>
+          <w:rPr>
+            <w:rStyle w:val="af0"/>
+            <w:rFonts w:ascii="Times New Roman" w:hAnsi="Times New Roman" w:cs="Times New Roman"/>
+            <w:sz w:val="28"/>
+            <w:szCs w:val="28"/>
+          </w:rPr>
+          <w:t>https://github.com/Tr0f1mka/os_lab1/blob/main/test.</w:t>
+        </w:r>
+        <w:r>
+          <w:rPr>
+            <w:rStyle w:val="af0"/>
+            <w:rFonts w:ascii="Times New Roman" w:hAnsi="Times New Roman" w:cs="Times New Roman"/>
+            <w:sz w:val="28"/>
+            <w:szCs w:val="28"/>
+          </w:rPr>
+          <w:t>p</w:t>
+        </w:r>
+        <w:r>
+          <w:rPr>
+            <w:rStyle w:val="af0"/>
+            <w:rFonts w:ascii="Times New Roman" w:hAnsi="Times New Roman" w:cs="Times New Roman"/>
+            <w:sz w:val="28"/>
+            <w:szCs w:val="28"/>
+          </w:rPr>
+          <w:t>ng</w:t>
+        </w:r>
+      </w:hyperlink>
+    </w:p>
     <w:sectPr>
-      <w:footerReference w:type="default" r:id="rId7"/>
-      <w:headerReference w:type="first" r:id="rId8"/>
-      <w:footerReference w:type="first" r:id="rId9"/>
+      <w:footerReference w:type="default" r:id="rId10"/>
+      <w:headerReference w:type="first" r:id="rId11"/>
+      <w:footerReference w:type="first" r:id="rId12"/>
       <w:pgSz w:w="11906" w:h="16838"/>
       <w:pgMar w:top="1134" w:right="850" w:bottom="1134" w:left="1701" w:header="708" w:footer="708" w:gutter="0"/>
       <w:cols w:space="708"/>
@@ -3860,6 +4672,7 @@
   <w:style w:type="character" w:default="1" w:styleId="a0">
     <w:name w:val="Default Paragraph Font"/>
     <w:uiPriority w:val="1"/>
+    <w:semiHidden/>
     <w:unhideWhenUsed/>
   </w:style>
   <w:style w:type="table" w:default="1" w:styleId="a1">
@@ -4291,6 +5104,30 @@
       <w:u w:val="single"/>
     </w:rPr>
   </w:style>
+  <w:style w:type="character" w:styleId="af1">
+    <w:name w:val="Unresolved Mention"/>
+    <w:basedOn w:val="a0"/>
+    <w:uiPriority w:val="99"/>
+    <w:semiHidden/>
+    <w:unhideWhenUsed/>
+    <w:rsid w:val="00913CC9"/>
+    <w:rPr>
+      <w:color w:val="605E5C"/>
+      <w:shd w:val="clear" w:color="auto" w:fill="E1DFDD"/>
+    </w:rPr>
+  </w:style>
+  <w:style w:type="character" w:styleId="af2">
+    <w:name w:val="FollowedHyperlink"/>
+    <w:basedOn w:val="a0"/>
+    <w:uiPriority w:val="99"/>
+    <w:semiHidden/>
+    <w:unhideWhenUsed/>
+    <w:rsid w:val="00913CC9"/>
+    <w:rPr>
+      <w:color w:val="96607D" w:themeColor="followedHyperlink"/>
+      <w:u w:val="single"/>
+    </w:rPr>
+  </w:style>
 </w:styles>
 </file>
 

--- a/отчёт.docx
+++ b/отчёт.docx
@@ -682,7 +682,7 @@
           <w:r>
             <w:fldChar w:fldCharType="separate"/>
           </w:r>
-          <w:hyperlink w:anchor="_Toc240813105" w:history="1">
+          <w:hyperlink w:anchor="_Toc240814389" w:history="1">
             <w:r>
               <w:rPr>
                 <w:rStyle w:val="af0"/>
@@ -707,7 +707,7 @@
               <w:rPr>
                 <w:webHidden/>
               </w:rPr>
-              <w:instrText xml:space="preserve"> PAGEREF _Toc240813105 \h </w:instrText>
+              <w:instrText xml:space="preserve"> PAGEREF _Toc240814389 \h </w:instrText>
             </w:r>
             <w:r>
               <w:rPr>
@@ -745,7 +745,7 @@
               <w14:ligatures w14:val="standardContextual"/>
             </w:rPr>
           </w:pPr>
-          <w:hyperlink w:anchor="_Toc240813106" w:history="1">
+          <w:hyperlink w:anchor="_Toc240814390" w:history="1">
             <w:r>
               <w:rPr>
                 <w:rStyle w:val="af0"/>
@@ -770,7 +770,7 @@
               <w:rPr>
                 <w:webHidden/>
               </w:rPr>
-              <w:instrText xml:space="preserve"> PAGEREF _Toc240813106 \h </w:instrText>
+              <w:instrText xml:space="preserve"> PAGEREF _Toc240814390 \h </w:instrText>
             </w:r>
             <w:r>
               <w:rPr>
@@ -808,7 +808,7 @@
               <w14:ligatures w14:val="standardContextual"/>
             </w:rPr>
           </w:pPr>
-          <w:hyperlink w:anchor="_Toc240813107" w:history="1">
+          <w:hyperlink w:anchor="_Toc240814391" w:history="1">
             <w:r>
               <w:rPr>
                 <w:rStyle w:val="af0"/>
@@ -833,7 +833,7 @@
               <w:rPr>
                 <w:webHidden/>
               </w:rPr>
-              <w:instrText xml:space="preserve"> PAGEREF _Toc240813107 \h </w:instrText>
+              <w:instrText xml:space="preserve"> PAGEREF _Toc240814391 \h </w:instrText>
             </w:r>
             <w:r>
               <w:rPr>
@@ -871,7 +871,7 @@
               <w14:ligatures w14:val="standardContextual"/>
             </w:rPr>
           </w:pPr>
-          <w:hyperlink w:anchor="_Toc240813108" w:history="1">
+          <w:hyperlink w:anchor="_Toc240814392" w:history="1">
             <w:r>
               <w:rPr>
                 <w:rStyle w:val="af0"/>
@@ -896,7 +896,7 @@
               <w:rPr>
                 <w:webHidden/>
               </w:rPr>
-              <w:instrText xml:space="preserve"> PAGEREF _Toc240813108 \h </w:instrText>
+              <w:instrText xml:space="preserve"> PAGEREF _Toc240814392 \h </w:instrText>
             </w:r>
             <w:r>
               <w:rPr>
@@ -914,6 +914,69 @@
                 <w:webHidden/>
               </w:rPr>
               <w:t>6</w:t>
+            </w:r>
+            <w:r>
+              <w:rPr>
+                <w:webHidden/>
+              </w:rPr>
+              <w:fldChar w:fldCharType="end"/>
+            </w:r>
+          </w:hyperlink>
+        </w:p>
+        <w:p>
+          <w:pPr>
+            <w:pStyle w:val="11"/>
+            <w:rPr>
+              <w:rFonts w:asciiTheme="minorHAnsi" w:eastAsiaTheme="minorEastAsia" w:hAnsiTheme="minorHAnsi" w:cstheme="minorBidi"/>
+              <w:kern w:val="2"/>
+              <w:sz w:val="24"/>
+              <w:szCs w:val="24"/>
+              <w14:ligatures w14:val="standardContextual"/>
+            </w:rPr>
+          </w:pPr>
+          <w:hyperlink w:anchor="_Toc240814393" w:history="1">
+            <w:r>
+              <w:rPr>
+                <w:rStyle w:val="af0"/>
+                <w:b/>
+                <w:bCs/>
+              </w:rPr>
+              <w:t>Приложение А: ссылки на файлы</w:t>
+            </w:r>
+            <w:r>
+              <w:rPr>
+                <w:webHidden/>
+              </w:rPr>
+              <w:tab/>
+            </w:r>
+            <w:r>
+              <w:rPr>
+                <w:webHidden/>
+              </w:rPr>
+              <w:fldChar w:fldCharType="begin"/>
+            </w:r>
+            <w:r>
+              <w:rPr>
+                <w:webHidden/>
+              </w:rPr>
+              <w:instrText xml:space="preserve"> PAGEREF _Toc240814393 \h </w:instrText>
+            </w:r>
+            <w:r>
+              <w:rPr>
+                <w:webHidden/>
+              </w:rPr>
+            </w:r>
+            <w:r>
+              <w:rPr>
+                <w:webHidden/>
+              </w:rPr>
+              <w:fldChar w:fldCharType="separate"/>
+            </w:r>
+            <w:r>
+              <w:rPr>
+                <w:webHidden/>
+              </w:rPr>
+              <w:t>7</w:t>
             </w:r>
             <w:r>
               <w:rPr>
@@ -961,40 +1024,50 @@
         </w:rPr>
       </w:pPr>
     </w:p>
-    <w:p/>
-    <w:p/>
-    <w:p/>
-    <w:p/>
-    <w:p/>
-    <w:p/>
-    <w:p/>
-    <w:p/>
-    <w:p/>
-    <w:p/>
-    <w:p/>
-    <w:p/>
-    <w:p/>
-    <w:p/>
-    <w:p/>
-    <w:p/>
-    <w:p/>
-    <w:p/>
-    <w:p/>
-    <w:p/>
-    <w:p/>
-    <w:p/>
-    <w:p/>
-    <w:p/>
-    <w:p/>
-    <w:p/>
-    <w:p/>
-    <w:p/>
-    <w:p/>
-    <w:p/>
-    <w:p/>
-    <w:p/>
-    <w:p/>
-    <w:p/>
+    <w:p>
+      <w:pPr>
+        <w:rPr>
+          <w:lang w:val="en-US"/>
+        </w:rPr>
+      </w:pPr>
+    </w:p>
+    <w:p/>
+    <w:p/>
+    <w:p/>
+    <w:p/>
+    <w:p/>
+    <w:p/>
+    <w:p/>
+    <w:p/>
+    <w:p/>
+    <w:p/>
+    <w:p/>
+    <w:p/>
+    <w:p/>
+    <w:p/>
+    <w:p/>
+    <w:p/>
+    <w:p/>
+    <w:p/>
+    <w:p/>
+    <w:p/>
+    <w:p/>
+    <w:p/>
+    <w:p/>
+    <w:p>
+      <w:pPr>
+        <w:rPr>
+          <w:lang w:val="en-US"/>
+        </w:rPr>
+      </w:pPr>
+    </w:p>
+    <w:p>
+      <w:pPr>
+        <w:rPr>
+          <w:lang w:val="en-US"/>
+        </w:rPr>
+      </w:pPr>
+    </w:p>
     <w:p/>
     <w:p/>
     <w:p/>
@@ -1013,7 +1086,7 @@
           <w:szCs w:val="36"/>
         </w:rPr>
       </w:pPr>
-      <w:bookmarkStart w:id="1" w:name="_Toc240813105"/>
+      <w:bookmarkStart w:id="1" w:name="_Toc240814389"/>
       <w:r>
         <w:rPr>
           <w:rFonts w:ascii="Times New Roman" w:hAnsi="Times New Roman" w:cs="Times New Roman"/>
@@ -1023,6 +1096,7 @@
           <w:sz w:val="36"/>
           <w:szCs w:val="36"/>
         </w:rPr>
+        <w:lastRenderedPageBreak/>
         <w:t>Цель работы</w:t>
       </w:r>
       <w:bookmarkEnd w:id="1"/>
@@ -1098,7 +1172,7 @@
           <w:szCs w:val="36"/>
         </w:rPr>
       </w:pPr>
-      <w:bookmarkStart w:id="2" w:name="_Toc240813106"/>
+      <w:bookmarkStart w:id="2" w:name="_Toc240814390"/>
       <w:r>
         <w:rPr>
           <w:rFonts w:ascii="Times New Roman" w:hAnsi="Times New Roman" w:cs="Times New Roman"/>
@@ -1858,7 +1932,7 @@
           <w:szCs w:val="36"/>
         </w:rPr>
       </w:pPr>
-      <w:bookmarkStart w:id="3" w:name="_Toc240813107"/>
+      <w:bookmarkStart w:id="3" w:name="_Toc240814391"/>
       <w:r>
         <w:rPr>
           <w:rFonts w:ascii="Times New Roman" w:hAnsi="Times New Roman" w:cs="Times New Roman"/>
@@ -2615,7 +2689,7 @@
           <w:szCs w:val="36"/>
         </w:rPr>
       </w:pPr>
-      <w:bookmarkStart w:id="4" w:name="_Toc240813108"/>
+      <w:bookmarkStart w:id="4" w:name="_Toc240814392"/>
       <w:r>
         <w:rPr>
           <w:rFonts w:ascii="Times New Roman" w:hAnsi="Times New Roman" w:cs="Times New Roman"/>
@@ -2661,337 +2735,303 @@
           <w:rFonts w:ascii="Times New Roman" w:hAnsi="Times New Roman" w:cs="Times New Roman"/>
           <w:sz w:val="28"/>
           <w:szCs w:val="28"/>
-          <w:lang w:val="en-US"/>
-        </w:rPr>
-      </w:pPr>
-    </w:p>
-    <w:p>
-      <w:pPr>
-        <w:rPr>
-          <w:rFonts w:ascii="Times New Roman" w:hAnsi="Times New Roman" w:cs="Times New Roman"/>
-          <w:sz w:val="28"/>
-          <w:szCs w:val="28"/>
-          <w:lang w:val="en-US"/>
-        </w:rPr>
-      </w:pPr>
-    </w:p>
-    <w:p>
-      <w:pPr>
-        <w:rPr>
-          <w:rFonts w:ascii="Times New Roman" w:hAnsi="Times New Roman" w:cs="Times New Roman"/>
-          <w:sz w:val="28"/>
-          <w:szCs w:val="28"/>
-          <w:lang w:val="en-US"/>
-        </w:rPr>
-      </w:pPr>
-    </w:p>
-    <w:p>
-      <w:pPr>
-        <w:rPr>
-          <w:rFonts w:ascii="Times New Roman" w:hAnsi="Times New Roman" w:cs="Times New Roman"/>
-          <w:sz w:val="28"/>
-          <w:szCs w:val="28"/>
-          <w:lang w:val="en-US"/>
-        </w:rPr>
-      </w:pPr>
-    </w:p>
-    <w:p>
-      <w:pPr>
-        <w:rPr>
-          <w:rFonts w:ascii="Times New Roman" w:hAnsi="Times New Roman" w:cs="Times New Roman"/>
-          <w:sz w:val="28"/>
-          <w:szCs w:val="28"/>
-          <w:lang w:val="en-US"/>
-        </w:rPr>
-      </w:pPr>
-    </w:p>
-    <w:p>
-      <w:pPr>
-        <w:rPr>
-          <w:rFonts w:ascii="Times New Roman" w:hAnsi="Times New Roman" w:cs="Times New Roman"/>
-          <w:sz w:val="28"/>
-          <w:szCs w:val="28"/>
-          <w:lang w:val="en-US"/>
-        </w:rPr>
-      </w:pPr>
-    </w:p>
-    <w:p>
-      <w:pPr>
-        <w:rPr>
-          <w:rFonts w:ascii="Times New Roman" w:hAnsi="Times New Roman" w:cs="Times New Roman"/>
-          <w:sz w:val="28"/>
-          <w:szCs w:val="28"/>
-          <w:lang w:val="en-US"/>
-        </w:rPr>
-      </w:pPr>
-    </w:p>
-    <w:p>
-      <w:pPr>
-        <w:rPr>
-          <w:rFonts w:ascii="Times New Roman" w:hAnsi="Times New Roman" w:cs="Times New Roman"/>
-          <w:sz w:val="28"/>
-          <w:szCs w:val="28"/>
-          <w:lang w:val="en-US"/>
-        </w:rPr>
-      </w:pPr>
-    </w:p>
-    <w:p>
-      <w:pPr>
-        <w:rPr>
-          <w:rFonts w:ascii="Times New Roman" w:hAnsi="Times New Roman" w:cs="Times New Roman"/>
-          <w:sz w:val="28"/>
-          <w:szCs w:val="28"/>
-          <w:lang w:val="en-US"/>
-        </w:rPr>
-      </w:pPr>
-    </w:p>
-    <w:p>
-      <w:pPr>
-        <w:rPr>
-          <w:rFonts w:ascii="Times New Roman" w:hAnsi="Times New Roman" w:cs="Times New Roman"/>
-          <w:sz w:val="28"/>
-          <w:szCs w:val="28"/>
-          <w:lang w:val="en-US"/>
-        </w:rPr>
-      </w:pPr>
-    </w:p>
-    <w:p>
-      <w:pPr>
-        <w:rPr>
-          <w:rFonts w:ascii="Times New Roman" w:hAnsi="Times New Roman" w:cs="Times New Roman"/>
-          <w:sz w:val="28"/>
-          <w:szCs w:val="28"/>
-          <w:lang w:val="en-US"/>
-        </w:rPr>
-      </w:pPr>
-    </w:p>
-    <w:p>
-      <w:pPr>
-        <w:rPr>
-          <w:rFonts w:ascii="Times New Roman" w:hAnsi="Times New Roman" w:cs="Times New Roman"/>
-          <w:sz w:val="28"/>
-          <w:szCs w:val="28"/>
-          <w:lang w:val="en-US"/>
-        </w:rPr>
-      </w:pPr>
-    </w:p>
-    <w:p>
-      <w:pPr>
-        <w:rPr>
-          <w:rFonts w:ascii="Times New Roman" w:hAnsi="Times New Roman" w:cs="Times New Roman"/>
-          <w:sz w:val="28"/>
-          <w:szCs w:val="28"/>
-          <w:lang w:val="en-US"/>
-        </w:rPr>
-      </w:pPr>
-    </w:p>
-    <w:p>
-      <w:pPr>
-        <w:rPr>
-          <w:rFonts w:ascii="Times New Roman" w:hAnsi="Times New Roman" w:cs="Times New Roman"/>
-          <w:sz w:val="28"/>
-          <w:szCs w:val="28"/>
-          <w:lang w:val="en-US"/>
-        </w:rPr>
-      </w:pPr>
-    </w:p>
-    <w:p>
-      <w:pPr>
-        <w:rPr>
-          <w:rFonts w:ascii="Times New Roman" w:hAnsi="Times New Roman" w:cs="Times New Roman"/>
-          <w:sz w:val="28"/>
-          <w:szCs w:val="28"/>
-          <w:lang w:val="en-US"/>
-        </w:rPr>
-      </w:pPr>
-    </w:p>
-    <w:p>
-      <w:pPr>
-        <w:rPr>
-          <w:rFonts w:ascii="Times New Roman" w:hAnsi="Times New Roman" w:cs="Times New Roman"/>
-          <w:sz w:val="28"/>
-          <w:szCs w:val="28"/>
-          <w:lang w:val="en-US"/>
-        </w:rPr>
-      </w:pPr>
-    </w:p>
-    <w:p>
-      <w:pPr>
-        <w:rPr>
-          <w:rFonts w:ascii="Times New Roman" w:hAnsi="Times New Roman" w:cs="Times New Roman"/>
-          <w:sz w:val="28"/>
-          <w:szCs w:val="28"/>
-          <w:lang w:val="en-US"/>
-        </w:rPr>
-      </w:pPr>
-    </w:p>
-    <w:p>
-      <w:pPr>
-        <w:rPr>
-          <w:rFonts w:ascii="Times New Roman" w:hAnsi="Times New Roman" w:cs="Times New Roman"/>
-          <w:sz w:val="28"/>
-          <w:szCs w:val="28"/>
-          <w:lang w:val="en-US"/>
-        </w:rPr>
-      </w:pPr>
-    </w:p>
-    <w:p>
-      <w:pPr>
-        <w:rPr>
-          <w:rFonts w:ascii="Times New Roman" w:hAnsi="Times New Roman" w:cs="Times New Roman"/>
-          <w:sz w:val="28"/>
-          <w:szCs w:val="28"/>
-          <w:lang w:val="en-US"/>
-        </w:rPr>
-      </w:pPr>
-    </w:p>
-    <w:p>
-      <w:pPr>
-        <w:rPr>
-          <w:rFonts w:ascii="Times New Roman" w:hAnsi="Times New Roman" w:cs="Times New Roman"/>
-          <w:sz w:val="28"/>
-          <w:szCs w:val="28"/>
-          <w:lang w:val="en-US"/>
-        </w:rPr>
-      </w:pPr>
-    </w:p>
-    <w:p>
-      <w:pPr>
-        <w:rPr>
-          <w:rFonts w:ascii="Times New Roman" w:hAnsi="Times New Roman" w:cs="Times New Roman"/>
-          <w:sz w:val="28"/>
-          <w:szCs w:val="28"/>
-          <w:lang w:val="en-US"/>
-        </w:rPr>
-      </w:pPr>
-    </w:p>
-    <w:p>
-      <w:pPr>
-        <w:rPr>
-          <w:rFonts w:ascii="Times New Roman" w:hAnsi="Times New Roman" w:cs="Times New Roman"/>
-          <w:sz w:val="28"/>
-          <w:szCs w:val="28"/>
-          <w:lang w:val="en-US"/>
-        </w:rPr>
-      </w:pPr>
-    </w:p>
-    <w:p>
-      <w:pPr>
-        <w:rPr>
-          <w:rFonts w:ascii="Times New Roman" w:hAnsi="Times New Roman" w:cs="Times New Roman"/>
-          <w:sz w:val="28"/>
-          <w:szCs w:val="28"/>
-          <w:lang w:val="en-US"/>
-        </w:rPr>
-      </w:pPr>
-    </w:p>
-    <w:p>
-      <w:pPr>
-        <w:rPr>
-          <w:rFonts w:ascii="Times New Roman" w:hAnsi="Times New Roman" w:cs="Times New Roman"/>
-          <w:sz w:val="28"/>
-          <w:szCs w:val="28"/>
-          <w:lang w:val="en-US"/>
-        </w:rPr>
-      </w:pPr>
-    </w:p>
-    <w:p>
-      <w:pPr>
-        <w:rPr>
-          <w:rFonts w:ascii="Times New Roman" w:hAnsi="Times New Roman" w:cs="Times New Roman"/>
-          <w:sz w:val="28"/>
-          <w:szCs w:val="28"/>
-          <w:lang w:val="en-US"/>
-        </w:rPr>
-      </w:pPr>
-    </w:p>
-    <w:p>
-      <w:pPr>
-        <w:rPr>
-          <w:rFonts w:ascii="Times New Roman" w:hAnsi="Times New Roman" w:cs="Times New Roman"/>
-          <w:sz w:val="28"/>
-          <w:szCs w:val="28"/>
-          <w:lang w:val="en-US"/>
-        </w:rPr>
-      </w:pPr>
-    </w:p>
-    <w:p>
-      <w:pPr>
-        <w:rPr>
-          <w:rFonts w:ascii="Times New Roman" w:hAnsi="Times New Roman" w:cs="Times New Roman"/>
-          <w:sz w:val="28"/>
-          <w:szCs w:val="28"/>
-          <w:lang w:val="en-US"/>
-        </w:rPr>
-      </w:pPr>
-    </w:p>
-    <w:p>
-      <w:pPr>
-        <w:rPr>
-          <w:rFonts w:ascii="Times New Roman" w:hAnsi="Times New Roman" w:cs="Times New Roman"/>
-          <w:sz w:val="28"/>
-          <w:szCs w:val="28"/>
-          <w:lang w:val="en-US"/>
-        </w:rPr>
-      </w:pPr>
-    </w:p>
-    <w:p>
-      <w:pPr>
-        <w:rPr>
-          <w:rFonts w:ascii="Times New Roman" w:hAnsi="Times New Roman" w:cs="Times New Roman"/>
-          <w:sz w:val="28"/>
-          <w:szCs w:val="28"/>
-          <w:lang w:val="en-US"/>
-        </w:rPr>
-      </w:pPr>
-    </w:p>
-    <w:p>
-      <w:pPr>
-        <w:rPr>
-          <w:rFonts w:ascii="Times New Roman" w:hAnsi="Times New Roman" w:cs="Times New Roman"/>
-          <w:sz w:val="28"/>
-          <w:szCs w:val="28"/>
-          <w:lang w:val="en-US"/>
-        </w:rPr>
-      </w:pPr>
-    </w:p>
-    <w:p>
-      <w:pPr>
-        <w:rPr>
-          <w:rFonts w:ascii="Times New Roman" w:hAnsi="Times New Roman" w:cs="Times New Roman"/>
-          <w:sz w:val="28"/>
-          <w:szCs w:val="28"/>
-          <w:lang w:val="en-US"/>
-        </w:rPr>
-      </w:pPr>
-    </w:p>
-    <w:p>
-      <w:pPr>
-        <w:rPr>
-          <w:rFonts w:ascii="Times New Roman" w:hAnsi="Times New Roman" w:cs="Times New Roman"/>
-          <w:sz w:val="28"/>
-          <w:szCs w:val="28"/>
-          <w:lang w:val="en-US"/>
-        </w:rPr>
-      </w:pPr>
-    </w:p>
-    <w:p>
-      <w:pPr>
-        <w:rPr>
-          <w:rFonts w:ascii="Times New Roman" w:hAnsi="Times New Roman" w:cs="Times New Roman"/>
-          <w:sz w:val="28"/>
-          <w:szCs w:val="28"/>
-          <w:lang w:val="en-US"/>
-        </w:rPr>
-      </w:pPr>
-    </w:p>
-    <w:p>
-      <w:pPr>
-        <w:rPr>
-          <w:rFonts w:ascii="Times New Roman" w:hAnsi="Times New Roman" w:cs="Times New Roman"/>
-          <w:sz w:val="28"/>
-          <w:szCs w:val="28"/>
-          <w:lang w:val="en-US"/>
+        </w:rPr>
+      </w:pPr>
+    </w:p>
+    <w:p>
+      <w:pPr>
+        <w:rPr>
+          <w:rFonts w:ascii="Times New Roman" w:hAnsi="Times New Roman" w:cs="Times New Roman"/>
+          <w:sz w:val="28"/>
+          <w:szCs w:val="28"/>
+        </w:rPr>
+      </w:pPr>
+    </w:p>
+    <w:p>
+      <w:pPr>
+        <w:rPr>
+          <w:rFonts w:ascii="Times New Roman" w:hAnsi="Times New Roman" w:cs="Times New Roman"/>
+          <w:sz w:val="28"/>
+          <w:szCs w:val="28"/>
+        </w:rPr>
+      </w:pPr>
+    </w:p>
+    <w:p>
+      <w:pPr>
+        <w:rPr>
+          <w:rFonts w:ascii="Times New Roman" w:hAnsi="Times New Roman" w:cs="Times New Roman"/>
+          <w:sz w:val="28"/>
+          <w:szCs w:val="28"/>
+        </w:rPr>
+      </w:pPr>
+    </w:p>
+    <w:p>
+      <w:pPr>
+        <w:rPr>
+          <w:rFonts w:ascii="Times New Roman" w:hAnsi="Times New Roman" w:cs="Times New Roman"/>
+          <w:sz w:val="28"/>
+          <w:szCs w:val="28"/>
+        </w:rPr>
+      </w:pPr>
+    </w:p>
+    <w:p>
+      <w:pPr>
+        <w:rPr>
+          <w:rFonts w:ascii="Times New Roman" w:hAnsi="Times New Roman" w:cs="Times New Roman"/>
+          <w:sz w:val="28"/>
+          <w:szCs w:val="28"/>
+        </w:rPr>
+      </w:pPr>
+    </w:p>
+    <w:p>
+      <w:pPr>
+        <w:rPr>
+          <w:rFonts w:ascii="Times New Roman" w:hAnsi="Times New Roman" w:cs="Times New Roman"/>
+          <w:sz w:val="28"/>
+          <w:szCs w:val="28"/>
+        </w:rPr>
+      </w:pPr>
+    </w:p>
+    <w:p>
+      <w:pPr>
+        <w:rPr>
+          <w:rFonts w:ascii="Times New Roman" w:hAnsi="Times New Roman" w:cs="Times New Roman"/>
+          <w:sz w:val="28"/>
+          <w:szCs w:val="28"/>
+        </w:rPr>
+      </w:pPr>
+    </w:p>
+    <w:p>
+      <w:pPr>
+        <w:rPr>
+          <w:rFonts w:ascii="Times New Roman" w:hAnsi="Times New Roman" w:cs="Times New Roman"/>
+          <w:sz w:val="28"/>
+          <w:szCs w:val="28"/>
+        </w:rPr>
+      </w:pPr>
+    </w:p>
+    <w:p>
+      <w:pPr>
+        <w:rPr>
+          <w:rFonts w:ascii="Times New Roman" w:hAnsi="Times New Roman" w:cs="Times New Roman"/>
+          <w:sz w:val="28"/>
+          <w:szCs w:val="28"/>
+        </w:rPr>
+      </w:pPr>
+    </w:p>
+    <w:p>
+      <w:pPr>
+        <w:rPr>
+          <w:rFonts w:ascii="Times New Roman" w:hAnsi="Times New Roman" w:cs="Times New Roman"/>
+          <w:sz w:val="28"/>
+          <w:szCs w:val="28"/>
+        </w:rPr>
+      </w:pPr>
+    </w:p>
+    <w:p>
+      <w:pPr>
+        <w:rPr>
+          <w:rFonts w:ascii="Times New Roman" w:hAnsi="Times New Roman" w:cs="Times New Roman"/>
+          <w:sz w:val="28"/>
+          <w:szCs w:val="28"/>
+        </w:rPr>
+      </w:pPr>
+    </w:p>
+    <w:p>
+      <w:pPr>
+        <w:rPr>
+          <w:rFonts w:ascii="Times New Roman" w:hAnsi="Times New Roman" w:cs="Times New Roman"/>
+          <w:sz w:val="28"/>
+          <w:szCs w:val="28"/>
+        </w:rPr>
+      </w:pPr>
+    </w:p>
+    <w:p>
+      <w:pPr>
+        <w:rPr>
+          <w:rFonts w:ascii="Times New Roman" w:hAnsi="Times New Roman" w:cs="Times New Roman"/>
+          <w:sz w:val="28"/>
+          <w:szCs w:val="28"/>
+        </w:rPr>
+      </w:pPr>
+    </w:p>
+    <w:p>
+      <w:pPr>
+        <w:rPr>
+          <w:rFonts w:ascii="Times New Roman" w:hAnsi="Times New Roman" w:cs="Times New Roman"/>
+          <w:sz w:val="28"/>
+          <w:szCs w:val="28"/>
+        </w:rPr>
+      </w:pPr>
+    </w:p>
+    <w:p>
+      <w:pPr>
+        <w:rPr>
+          <w:rFonts w:ascii="Times New Roman" w:hAnsi="Times New Roman" w:cs="Times New Roman"/>
+          <w:sz w:val="28"/>
+          <w:szCs w:val="28"/>
+        </w:rPr>
+      </w:pPr>
+    </w:p>
+    <w:p>
+      <w:pPr>
+        <w:rPr>
+          <w:rFonts w:ascii="Times New Roman" w:hAnsi="Times New Roman" w:cs="Times New Roman"/>
+          <w:sz w:val="28"/>
+          <w:szCs w:val="28"/>
+        </w:rPr>
+      </w:pPr>
+    </w:p>
+    <w:p>
+      <w:pPr>
+        <w:rPr>
+          <w:rFonts w:ascii="Times New Roman" w:hAnsi="Times New Roman" w:cs="Times New Roman"/>
+          <w:sz w:val="28"/>
+          <w:szCs w:val="28"/>
+        </w:rPr>
+      </w:pPr>
+    </w:p>
+    <w:p>
+      <w:pPr>
+        <w:rPr>
+          <w:rFonts w:ascii="Times New Roman" w:hAnsi="Times New Roman" w:cs="Times New Roman"/>
+          <w:sz w:val="28"/>
+          <w:szCs w:val="28"/>
+        </w:rPr>
+      </w:pPr>
+    </w:p>
+    <w:p>
+      <w:pPr>
+        <w:rPr>
+          <w:rFonts w:ascii="Times New Roman" w:hAnsi="Times New Roman" w:cs="Times New Roman"/>
+          <w:sz w:val="28"/>
+          <w:szCs w:val="28"/>
+        </w:rPr>
+      </w:pPr>
+    </w:p>
+    <w:p>
+      <w:pPr>
+        <w:rPr>
+          <w:rFonts w:ascii="Times New Roman" w:hAnsi="Times New Roman" w:cs="Times New Roman"/>
+          <w:sz w:val="28"/>
+          <w:szCs w:val="28"/>
+        </w:rPr>
+      </w:pPr>
+    </w:p>
+    <w:p>
+      <w:pPr>
+        <w:rPr>
+          <w:rFonts w:ascii="Times New Roman" w:hAnsi="Times New Roman" w:cs="Times New Roman"/>
+          <w:sz w:val="28"/>
+          <w:szCs w:val="28"/>
+        </w:rPr>
+      </w:pPr>
+    </w:p>
+    <w:p>
+      <w:pPr>
+        <w:rPr>
+          <w:rFonts w:ascii="Times New Roman" w:hAnsi="Times New Roman" w:cs="Times New Roman"/>
+          <w:sz w:val="28"/>
+          <w:szCs w:val="28"/>
+        </w:rPr>
+      </w:pPr>
+    </w:p>
+    <w:p>
+      <w:pPr>
+        <w:rPr>
+          <w:rFonts w:ascii="Times New Roman" w:hAnsi="Times New Roman" w:cs="Times New Roman"/>
+          <w:sz w:val="28"/>
+          <w:szCs w:val="28"/>
+        </w:rPr>
+      </w:pPr>
+    </w:p>
+    <w:p>
+      <w:pPr>
+        <w:rPr>
+          <w:rFonts w:ascii="Times New Roman" w:hAnsi="Times New Roman" w:cs="Times New Roman"/>
+          <w:sz w:val="28"/>
+          <w:szCs w:val="28"/>
+        </w:rPr>
+      </w:pPr>
+    </w:p>
+    <w:p>
+      <w:pPr>
+        <w:rPr>
+          <w:rFonts w:ascii="Times New Roman" w:hAnsi="Times New Roman" w:cs="Times New Roman"/>
+          <w:sz w:val="28"/>
+          <w:szCs w:val="28"/>
+        </w:rPr>
+      </w:pPr>
+    </w:p>
+    <w:p>
+      <w:pPr>
+        <w:rPr>
+          <w:rFonts w:ascii="Times New Roman" w:hAnsi="Times New Roman" w:cs="Times New Roman"/>
+          <w:sz w:val="28"/>
+          <w:szCs w:val="28"/>
+        </w:rPr>
+      </w:pPr>
+    </w:p>
+    <w:p>
+      <w:pPr>
+        <w:rPr>
+          <w:rFonts w:ascii="Times New Roman" w:hAnsi="Times New Roman" w:cs="Times New Roman"/>
+          <w:sz w:val="28"/>
+          <w:szCs w:val="28"/>
+        </w:rPr>
+      </w:pPr>
+    </w:p>
+    <w:p>
+      <w:pPr>
+        <w:rPr>
+          <w:rFonts w:ascii="Times New Roman" w:hAnsi="Times New Roman" w:cs="Times New Roman"/>
+          <w:sz w:val="28"/>
+          <w:szCs w:val="28"/>
+        </w:rPr>
+      </w:pPr>
+    </w:p>
+    <w:p>
+      <w:pPr>
+        <w:rPr>
+          <w:rFonts w:ascii="Times New Roman" w:hAnsi="Times New Roman" w:cs="Times New Roman"/>
+          <w:sz w:val="28"/>
+          <w:szCs w:val="28"/>
+        </w:rPr>
+      </w:pPr>
+    </w:p>
+    <w:p>
+      <w:pPr>
+        <w:rPr>
+          <w:rFonts w:ascii="Times New Roman" w:hAnsi="Times New Roman" w:cs="Times New Roman"/>
+          <w:sz w:val="28"/>
+          <w:szCs w:val="28"/>
+        </w:rPr>
+      </w:pPr>
+    </w:p>
+    <w:p>
+      <w:pPr>
+        <w:rPr>
+          <w:rFonts w:ascii="Times New Roman" w:hAnsi="Times New Roman" w:cs="Times New Roman"/>
+          <w:sz w:val="28"/>
+          <w:szCs w:val="28"/>
+        </w:rPr>
+      </w:pPr>
+    </w:p>
+    <w:p>
+      <w:pPr>
+        <w:rPr>
+          <w:rFonts w:ascii="Times New Roman" w:hAnsi="Times New Roman" w:cs="Times New Roman"/>
+          <w:sz w:val="28"/>
+          <w:szCs w:val="28"/>
+        </w:rPr>
+      </w:pPr>
+    </w:p>
+    <w:p>
+      <w:pPr>
+        <w:rPr>
+          <w:rFonts w:ascii="Times New Roman" w:hAnsi="Times New Roman" w:cs="Times New Roman"/>
+          <w:sz w:val="28"/>
+          <w:szCs w:val="28"/>
         </w:rPr>
       </w:pPr>
     </w:p>
@@ -3008,6 +3048,7 @@
           <w:szCs w:val="36"/>
         </w:rPr>
       </w:pPr>
+      <w:bookmarkStart w:id="5" w:name="_Toc240814393"/>
       <w:r>
         <w:rPr>
           <w:rFonts w:ascii="Times New Roman" w:hAnsi="Times New Roman" w:cs="Times New Roman"/>
@@ -3053,6 +3094,7 @@
         </w:rPr>
         <w:t xml:space="preserve"> ссылки на файлы</w:t>
       </w:r>
+      <w:bookmarkEnd w:id="5"/>
     </w:p>
     <w:p>
       <w:pPr>
@@ -3398,25 +3440,7 @@
             <w:sz w:val="28"/>
             <w:szCs w:val="28"/>
           </w:rPr>
-          <w:t>https://github.com/Tr0f1mka/os_lab1/blob/main/Logfi</w:t>
-        </w:r>
-        <w:r>
-          <w:rPr>
-            <w:rStyle w:val="af0"/>
-            <w:rFonts w:ascii="Times New Roman" w:hAnsi="Times New Roman" w:cs="Times New Roman"/>
-            <w:sz w:val="28"/>
-            <w:szCs w:val="28"/>
-          </w:rPr>
-          <w:t>l</w:t>
-        </w:r>
-        <w:r>
-          <w:rPr>
-            <w:rStyle w:val="af0"/>
-            <w:rFonts w:ascii="Times New Roman" w:hAnsi="Times New Roman" w:cs="Times New Roman"/>
-            <w:sz w:val="28"/>
-            <w:szCs w:val="28"/>
-          </w:rPr>
-          <w:t>e.PML</w:t>
+          <w:t>https://github.com/Tr0f1mka/os_lab1/blob/main/Logfile.PML</w:t>
         </w:r>
       </w:hyperlink>
     </w:p>
@@ -3444,25 +3468,7 @@
             <w:sz w:val="28"/>
             <w:szCs w:val="28"/>
           </w:rPr>
-          <w:t>https://github.com/Tr0f1mka/os_lab1/blob/main/test.</w:t>
-        </w:r>
-        <w:r>
-          <w:rPr>
-            <w:rStyle w:val="af0"/>
-            <w:rFonts w:ascii="Times New Roman" w:hAnsi="Times New Roman" w:cs="Times New Roman"/>
-            <w:sz w:val="28"/>
-            <w:szCs w:val="28"/>
-          </w:rPr>
-          <w:t>p</w:t>
-        </w:r>
-        <w:r>
-          <w:rPr>
-            <w:rStyle w:val="af0"/>
-            <w:rFonts w:ascii="Times New Roman" w:hAnsi="Times New Roman" w:cs="Times New Roman"/>
-            <w:sz w:val="28"/>
-            <w:szCs w:val="28"/>
-          </w:rPr>
-          <w:t>ng</w:t>
+          <w:t>https://github.com/Tr0f1mka/os_lab1/blob/main/test.png</w:t>
         </w:r>
       </w:hyperlink>
     </w:p>

--- a/отчёт.docx
+++ b/отчёт.docx
@@ -682,7 +682,7 @@
           <w:r>
             <w:fldChar w:fldCharType="separate"/>
           </w:r>
-          <w:hyperlink w:anchor="_Toc240814389" w:history="1">
+          <w:hyperlink w:anchor="_Toc240966308" w:history="1">
             <w:r>
               <w:rPr>
                 <w:rStyle w:val="af0"/>
@@ -707,7 +707,7 @@
               <w:rPr>
                 <w:webHidden/>
               </w:rPr>
-              <w:instrText xml:space="preserve"> PAGEREF _Toc240814389 \h </w:instrText>
+              <w:instrText xml:space="preserve"> PAGEREF _Toc240966308 \h </w:instrText>
             </w:r>
             <w:r>
               <w:rPr>
@@ -745,7 +745,7 @@
               <w14:ligatures w14:val="standardContextual"/>
             </w:rPr>
           </w:pPr>
-          <w:hyperlink w:anchor="_Toc240814390" w:history="1">
+          <w:hyperlink w:anchor="_Toc240966309" w:history="1">
             <w:r>
               <w:rPr>
                 <w:rStyle w:val="af0"/>
@@ -770,7 +770,7 @@
               <w:rPr>
                 <w:webHidden/>
               </w:rPr>
-              <w:instrText xml:space="preserve"> PAGEREF _Toc240814390 \h </w:instrText>
+              <w:instrText xml:space="preserve"> PAGEREF _Toc240966309 \h </w:instrText>
             </w:r>
             <w:r>
               <w:rPr>
@@ -808,7 +808,7 @@
               <w14:ligatures w14:val="standardContextual"/>
             </w:rPr>
           </w:pPr>
-          <w:hyperlink w:anchor="_Toc240814391" w:history="1">
+          <w:hyperlink w:anchor="_Toc240966310" w:history="1">
             <w:r>
               <w:rPr>
                 <w:rStyle w:val="af0"/>
@@ -833,7 +833,7 @@
               <w:rPr>
                 <w:webHidden/>
               </w:rPr>
-              <w:instrText xml:space="preserve"> PAGEREF _Toc240814391 \h </w:instrText>
+              <w:instrText xml:space="preserve"> PAGEREF _Toc240966310 \h </w:instrText>
             </w:r>
             <w:r>
               <w:rPr>
@@ -871,7 +871,7 @@
               <w14:ligatures w14:val="standardContextual"/>
             </w:rPr>
           </w:pPr>
-          <w:hyperlink w:anchor="_Toc240814392" w:history="1">
+          <w:hyperlink w:anchor="_Toc240966311" w:history="1">
             <w:r>
               <w:rPr>
                 <w:rStyle w:val="af0"/>
@@ -896,7 +896,7 @@
               <w:rPr>
                 <w:webHidden/>
               </w:rPr>
-              <w:instrText xml:space="preserve"> PAGEREF _Toc240814392 \h </w:instrText>
+              <w:instrText xml:space="preserve"> PAGEREF _Toc240966311 \h </w:instrText>
             </w:r>
             <w:r>
               <w:rPr>
@@ -934,7 +934,7 @@
               <w14:ligatures w14:val="standardContextual"/>
             </w:rPr>
           </w:pPr>
-          <w:hyperlink w:anchor="_Toc240814393" w:history="1">
+          <w:hyperlink w:anchor="_Toc240966312" w:history="1">
             <w:r>
               <w:rPr>
                 <w:rStyle w:val="af0"/>
@@ -959,7 +959,70 @@
               <w:rPr>
                 <w:webHidden/>
               </w:rPr>
-              <w:instrText xml:space="preserve"> PAGEREF _Toc240814393 \h </w:instrText>
+              <w:instrText xml:space="preserve"> PAGEREF _Toc240966312 \h </w:instrText>
+            </w:r>
+            <w:r>
+              <w:rPr>
+                <w:webHidden/>
+              </w:rPr>
+            </w:r>
+            <w:r>
+              <w:rPr>
+                <w:webHidden/>
+              </w:rPr>
+              <w:fldChar w:fldCharType="separate"/>
+            </w:r>
+            <w:r>
+              <w:rPr>
+                <w:webHidden/>
+              </w:rPr>
+              <w:t>7</w:t>
+            </w:r>
+            <w:r>
+              <w:rPr>
+                <w:webHidden/>
+              </w:rPr>
+              <w:fldChar w:fldCharType="end"/>
+            </w:r>
+          </w:hyperlink>
+        </w:p>
+        <w:p>
+          <w:pPr>
+            <w:pStyle w:val="11"/>
+            <w:rPr>
+              <w:rFonts w:asciiTheme="minorHAnsi" w:eastAsiaTheme="minorEastAsia" w:hAnsiTheme="minorHAnsi" w:cstheme="minorBidi"/>
+              <w:kern w:val="2"/>
+              <w:sz w:val="24"/>
+              <w:szCs w:val="24"/>
+              <w14:ligatures w14:val="standardContextual"/>
+            </w:rPr>
+          </w:pPr>
+          <w:hyperlink w:anchor="_Toc240966313" w:history="1">
+            <w:r>
+              <w:rPr>
+                <w:rStyle w:val="af0"/>
+                <w:b/>
+                <w:bCs/>
+              </w:rPr>
+              <w:t>Приложение Б: скриншоты</w:t>
+            </w:r>
+            <w:r>
+              <w:rPr>
+                <w:webHidden/>
+              </w:rPr>
+              <w:tab/>
+            </w:r>
+            <w:r>
+              <w:rPr>
+                <w:webHidden/>
+              </w:rPr>
+              <w:fldChar w:fldCharType="begin"/>
+            </w:r>
+            <w:r>
+              <w:rPr>
+                <w:webHidden/>
+              </w:rPr>
+              <w:instrText xml:space="preserve"> PAGEREF _Toc240966313 \h </w:instrText>
             </w:r>
             <w:r>
               <w:rPr>
@@ -1086,7 +1149,7 @@
           <w:szCs w:val="36"/>
         </w:rPr>
       </w:pPr>
-      <w:bookmarkStart w:id="1" w:name="_Toc240814389"/>
+      <w:bookmarkStart w:id="1" w:name="_Toc240966308"/>
       <w:r>
         <w:rPr>
           <w:rFonts w:ascii="Times New Roman" w:hAnsi="Times New Roman" w:cs="Times New Roman"/>
@@ -1172,7 +1235,7 @@
           <w:szCs w:val="36"/>
         </w:rPr>
       </w:pPr>
-      <w:bookmarkStart w:id="2" w:name="_Toc240814390"/>
+      <w:bookmarkStart w:id="2" w:name="_Toc240966309"/>
       <w:r>
         <w:rPr>
           <w:rFonts w:ascii="Times New Roman" w:hAnsi="Times New Roman" w:cs="Times New Roman"/>
@@ -1932,7 +1995,7 @@
           <w:szCs w:val="36"/>
         </w:rPr>
       </w:pPr>
-      <w:bookmarkStart w:id="3" w:name="_Toc240814391"/>
+      <w:bookmarkStart w:id="3" w:name="_Toc240966310"/>
       <w:r>
         <w:rPr>
           <w:rFonts w:ascii="Times New Roman" w:hAnsi="Times New Roman" w:cs="Times New Roman"/>
@@ -2689,7 +2752,7 @@
           <w:szCs w:val="36"/>
         </w:rPr>
       </w:pPr>
-      <w:bookmarkStart w:id="4" w:name="_Toc240814392"/>
+      <w:bookmarkStart w:id="4" w:name="_Toc240966311"/>
       <w:r>
         <w:rPr>
           <w:rFonts w:ascii="Times New Roman" w:hAnsi="Times New Roman" w:cs="Times New Roman"/>
@@ -3048,7 +3111,7 @@
           <w:szCs w:val="36"/>
         </w:rPr>
       </w:pPr>
-      <w:bookmarkStart w:id="5" w:name="_Toc240814393"/>
+      <w:bookmarkStart w:id="5" w:name="_Toc240966312"/>
       <w:r>
         <w:rPr>
           <w:rFonts w:ascii="Times New Roman" w:hAnsi="Times New Roman" w:cs="Times New Roman"/>
@@ -3447,6 +3510,7 @@
     <w:p>
       <w:pPr>
         <w:rPr>
+          <w:rStyle w:val="af0"/>
           <w:rFonts w:ascii="Times New Roman" w:hAnsi="Times New Roman" w:cs="Times New Roman"/>
           <w:sz w:val="28"/>
           <w:szCs w:val="28"/>
@@ -3472,10 +3536,246 @@
         </w:r>
       </w:hyperlink>
     </w:p>
+    <w:p>
+      <w:pPr>
+        <w:rPr>
+          <w:rStyle w:val="af0"/>
+          <w:rFonts w:ascii="Times New Roman" w:hAnsi="Times New Roman" w:cs="Times New Roman"/>
+          <w:sz w:val="28"/>
+          <w:szCs w:val="28"/>
+        </w:rPr>
+      </w:pPr>
+    </w:p>
+    <w:p>
+      <w:pPr>
+        <w:rPr>
+          <w:rStyle w:val="af0"/>
+          <w:rFonts w:ascii="Times New Roman" w:hAnsi="Times New Roman" w:cs="Times New Roman"/>
+          <w:sz w:val="28"/>
+          <w:szCs w:val="28"/>
+        </w:rPr>
+      </w:pPr>
+    </w:p>
+    <w:p>
+      <w:pPr>
+        <w:rPr>
+          <w:rStyle w:val="af0"/>
+          <w:rFonts w:ascii="Times New Roman" w:hAnsi="Times New Roman" w:cs="Times New Roman"/>
+          <w:sz w:val="28"/>
+          <w:szCs w:val="28"/>
+          <w:lang w:val="en-US"/>
+        </w:rPr>
+      </w:pPr>
+    </w:p>
+    <w:p>
+      <w:pPr>
+        <w:pStyle w:val="1"/>
+        <w:jc w:val="center"/>
+        <w:rPr>
+          <w:rFonts w:ascii="Times New Roman" w:hAnsi="Times New Roman" w:cs="Times New Roman"/>
+          <w:b/>
+          <w:bCs/>
+          <w:color w:val="auto"/>
+          <w:sz w:val="36"/>
+          <w:szCs w:val="36"/>
+        </w:rPr>
+      </w:pPr>
+      <w:bookmarkStart w:id="6" w:name="_Toc240966313"/>
+      <w:r>
+        <w:rPr>
+          <w:rFonts w:ascii="Times New Roman" w:hAnsi="Times New Roman" w:cs="Times New Roman"/>
+          <w:b/>
+          <w:bCs/>
+          <w:color w:val="auto"/>
+          <w:sz w:val="36"/>
+          <w:szCs w:val="36"/>
+        </w:rPr>
+        <w:t>Приложение Б: скриншоты</w:t>
+      </w:r>
+      <w:bookmarkEnd w:id="6"/>
+    </w:p>
+    <w:p/>
+    <w:p>
+      <w:r>
+        <w:rPr>
+          <w:noProof/>
+          <w14:ligatures w14:val="standardContextual"/>
+        </w:rPr>
+        <w:drawing>
+          <wp:inline distT="0" distB="0" distL="0" distR="0" wp14:anchorId="430D2159" wp14:editId="50615302">
+            <wp:extent cx="5940425" cy="3137535"/>
+            <wp:effectExtent l="0" t="0" r="3175" b="5715"/>
+            <wp:docPr id="1" name="Рисунок 1"/>
+            <wp:cNvGraphicFramePr>
+              <a:graphicFrameLocks xmlns:a="http://schemas.openxmlformats.org/drawingml/2006/main" noChangeAspect="1"/>
+            </wp:cNvGraphicFramePr>
+            <a:graphic xmlns:a="http://schemas.openxmlformats.org/drawingml/2006/main">
+              <a:graphicData uri="http://schemas.openxmlformats.org/drawingml/2006/picture">
+                <pic:pic xmlns:pic="http://schemas.openxmlformats.org/drawingml/2006/picture">
+                  <pic:nvPicPr>
+                    <pic:cNvPr id="1" name="Рисунок 1"/>
+                    <pic:cNvPicPr/>
+                  </pic:nvPicPr>
+                  <pic:blipFill>
+                    <a:blip r:embed="rId10" cstate="print">
+                      <a:extLst>
+                        <a:ext uri="{28A0092B-C50C-407E-A947-70E740481C1C}">
+                          <a14:useLocalDpi xmlns:a14="http://schemas.microsoft.com/office/drawing/2010/main" val="0"/>
+                        </a:ext>
+                      </a:extLst>
+                    </a:blip>
+                    <a:stretch>
+                      <a:fillRect/>
+                    </a:stretch>
+                  </pic:blipFill>
+                  <pic:spPr>
+                    <a:xfrm>
+                      <a:off x="0" y="0"/>
+                      <a:ext cx="5940425" cy="3137535"/>
+                    </a:xfrm>
+                    <a:prstGeom prst="rect">
+                      <a:avLst/>
+                    </a:prstGeom>
+                  </pic:spPr>
+                </pic:pic>
+              </a:graphicData>
+            </a:graphic>
+          </wp:inline>
+        </w:drawing>
+      </w:r>
+    </w:p>
+    <w:p/>
+    <w:p>
+      <w:pPr>
+        <w:jc w:val="center"/>
+        <w:rPr>
+          <w:rFonts w:ascii="Times New Roman" w:hAnsi="Times New Roman" w:cs="Times New Roman"/>
+          <w:sz w:val="28"/>
+          <w:szCs w:val="28"/>
+        </w:rPr>
+      </w:pPr>
+      <w:r>
+        <w:rPr>
+          <w:rFonts w:ascii="Times New Roman" w:hAnsi="Times New Roman" w:cs="Times New Roman"/>
+          <w:sz w:val="28"/>
+          <w:szCs w:val="28"/>
+        </w:rPr>
+        <w:t>Рисунок 1: отрисовка линии</w:t>
+      </w:r>
+    </w:p>
+    <w:p>
+      <w:pPr>
+        <w:jc w:val="center"/>
+        <w:rPr>
+          <w:rFonts w:ascii="Times New Roman" w:hAnsi="Times New Roman" w:cs="Times New Roman"/>
+          <w:sz w:val="28"/>
+          <w:szCs w:val="28"/>
+        </w:rPr>
+      </w:pPr>
+    </w:p>
+    <w:p>
+      <w:pPr>
+        <w:jc w:val="center"/>
+        <w:rPr>
+          <w:rFonts w:ascii="Times New Roman" w:hAnsi="Times New Roman" w:cs="Times New Roman"/>
+          <w:sz w:val="28"/>
+          <w:szCs w:val="28"/>
+        </w:rPr>
+      </w:pPr>
+    </w:p>
+    <w:p>
+      <w:pPr>
+        <w:jc w:val="center"/>
+        <w:rPr>
+          <w:rFonts w:ascii="Times New Roman" w:hAnsi="Times New Roman" w:cs="Times New Roman"/>
+          <w:sz w:val="28"/>
+          <w:szCs w:val="28"/>
+        </w:rPr>
+      </w:pPr>
+      <w:r>
+        <w:rPr>
+          <w:rFonts w:ascii="Times New Roman" w:hAnsi="Times New Roman" w:cs="Times New Roman"/>
+          <w:noProof/>
+          <w:sz w:val="28"/>
+          <w:szCs w:val="28"/>
+          <w14:ligatures w14:val="standardContextual"/>
+        </w:rPr>
+        <w:lastRenderedPageBreak/>
+        <w:drawing>
+          <wp:inline distT="0" distB="0" distL="0" distR="0" wp14:anchorId="483B00E6" wp14:editId="19D9B77F">
+            <wp:extent cx="5940425" cy="3164840"/>
+            <wp:effectExtent l="0" t="0" r="3175" b="0"/>
+            <wp:docPr id="2" name="Рисунок 2"/>
+            <wp:cNvGraphicFramePr>
+              <a:graphicFrameLocks xmlns:a="http://schemas.openxmlformats.org/drawingml/2006/main" noChangeAspect="1"/>
+            </wp:cNvGraphicFramePr>
+            <a:graphic xmlns:a="http://schemas.openxmlformats.org/drawingml/2006/main">
+              <a:graphicData uri="http://schemas.openxmlformats.org/drawingml/2006/picture">
+                <pic:pic xmlns:pic="http://schemas.openxmlformats.org/drawingml/2006/picture">
+                  <pic:nvPicPr>
+                    <pic:cNvPr id="2" name="Рисунок 2"/>
+                    <pic:cNvPicPr/>
+                  </pic:nvPicPr>
+                  <pic:blipFill>
+                    <a:blip r:embed="rId11" cstate="print">
+                      <a:extLst>
+                        <a:ext uri="{28A0092B-C50C-407E-A947-70E740481C1C}">
+                          <a14:useLocalDpi xmlns:a14="http://schemas.microsoft.com/office/drawing/2010/main" val="0"/>
+                        </a:ext>
+                      </a:extLst>
+                    </a:blip>
+                    <a:stretch>
+                      <a:fillRect/>
+                    </a:stretch>
+                  </pic:blipFill>
+                  <pic:spPr>
+                    <a:xfrm>
+                      <a:off x="0" y="0"/>
+                      <a:ext cx="5940425" cy="3164840"/>
+                    </a:xfrm>
+                    <a:prstGeom prst="rect">
+                      <a:avLst/>
+                    </a:prstGeom>
+                  </pic:spPr>
+                </pic:pic>
+              </a:graphicData>
+            </a:graphic>
+          </wp:inline>
+        </w:drawing>
+      </w:r>
+    </w:p>
+    <w:p>
+      <w:pPr>
+        <w:jc w:val="center"/>
+        <w:rPr>
+          <w:rFonts w:ascii="Times New Roman" w:hAnsi="Times New Roman" w:cs="Times New Roman"/>
+          <w:sz w:val="28"/>
+          <w:szCs w:val="28"/>
+        </w:rPr>
+      </w:pPr>
+    </w:p>
+    <w:p>
+      <w:pPr>
+        <w:jc w:val="center"/>
+        <w:rPr>
+          <w:rFonts w:ascii="Times New Roman" w:hAnsi="Times New Roman" w:cs="Times New Roman"/>
+          <w:sz w:val="28"/>
+          <w:szCs w:val="28"/>
+        </w:rPr>
+      </w:pPr>
+      <w:r>
+        <w:rPr>
+          <w:rFonts w:ascii="Times New Roman" w:hAnsi="Times New Roman" w:cs="Times New Roman"/>
+          <w:sz w:val="28"/>
+          <w:szCs w:val="28"/>
+        </w:rPr>
+        <w:t>Рисунок 2: сохранение файла</w:t>
+      </w:r>
+    </w:p>
     <w:sectPr>
-      <w:footerReference w:type="default" r:id="rId10"/>
-      <w:headerReference w:type="first" r:id="rId11"/>
-      <w:footerReference w:type="first" r:id="rId12"/>
+      <w:footerReference w:type="default" r:id="rId12"/>
+      <w:headerReference w:type="first" r:id="rId13"/>
+      <w:footerReference w:type="first" r:id="rId14"/>
       <w:pgSz w:w="11906" w:h="16838"/>
       <w:pgMar w:top="1134" w:right="850" w:bottom="1134" w:left="1701" w:header="708" w:footer="708" w:gutter="0"/>
       <w:cols w:space="708"/>
